--- a/Manuales/COMPILAR_Y_GRABAR.docx
+++ b/Manuales/COMPILAR_Y_GRABAR.docx
@@ -28,7 +28,7 @@
         </w:p>
       </w:sdtContent>
     </w:sdt>
-    <w:bookmarkStart w:id="50" w:name="X07a8088ad5d034ea3ca87611caef2b1f911eeb7"/>
+    <w:bookmarkStart w:id="52" w:name="X07a8088ad5d034ea3ca87611caef2b1f911eeb7"/>
     <w:p>
       <w:pPr>
         <w:pStyle w:val="Heading1"/>
@@ -20319,6 +20319,228 @@
         </w:pict>
       </w:r>
     </w:p>
+    <w:bookmarkEnd w:id="49"/>
+    <w:bookmarkStart w:id="51" w:name="Xc38ecb46893609dff7f32dc931fb0396e889fc8"/>
+    <w:p>
+      <w:pPr>
+        <w:pStyle w:val="Heading2"/>
+      </w:pPr>
+      <w:r>
+        <w:t xml:space="preserve">15. Binario Oficial de Producción Validado en Banco (21-Ago-2026) — ✅ OK</w:t>
+      </w:r>
+    </w:p>
+    <w:p>
+      <w:pPr>
+        <w:pStyle w:val="FirstParagraph"/>
+      </w:pPr>
+      <w:r>
+        <w:t xml:space="preserve">El firmware oficial para grabación en campo ha sido compilado con XC8 v2.36 (C99) y probado exitosamente en hardware real con la app móvil Android</w:t>
+      </w:r>
+      <w:r>
+        <w:t xml:space="preserve"> </w:t>
+      </w:r>
+      <w:r>
+        <w:rPr>
+          <w:rStyle w:val="VerbatimChar"/>
+        </w:rPr>
+        <w:t xml:space="preserve">IT VIAL 30</w:t>
+      </w:r>
+      <w:r>
+        <w:t xml:space="preserve"> </w:t>
+      </w:r>
+      <w:r>
+        <w:t xml:space="preserve">(v3.3):</w:t>
+      </w:r>
+    </w:p>
+    <w:p>
+      <w:pPr>
+        <w:pStyle w:val="Compact"/>
+        <w:numPr>
+          <w:ilvl w:val="0"/>
+          <w:numId w:val="1017"/>
+        </w:numPr>
+      </w:pPr>
+      <w:r>
+        <w:rPr>
+          <w:b/>
+          <w:bCs/>
+        </w:rPr>
+        <w:t xml:space="preserve">Archivo HEX Oficial:</w:t>
+      </w:r>
+      <w:r>
+        <w:t xml:space="preserve"> </w:t>
+      </w:r>
+      <w:hyperlink r:id="rId50">
+        <w:r>
+          <w:rPr>
+            <w:rStyle w:val="VerbatimChar"/>
+          </w:rPr>
+          <w:t xml:space="preserve">1 Firmware/BALIZA_18F2550_V1_CORREGIDO.hex</w:t>
+        </w:r>
+      </w:hyperlink>
+    </w:p>
+    <w:p>
+      <w:pPr>
+        <w:pStyle w:val="Compact"/>
+        <w:numPr>
+          <w:ilvl w:val="0"/>
+          <w:numId w:val="1017"/>
+        </w:numPr>
+      </w:pPr>
+      <w:r>
+        <w:rPr>
+          <w:b/>
+          <w:bCs/>
+        </w:rPr>
+        <w:t xml:space="preserve">Tamaño:</w:t>
+      </w:r>
+      <w:r>
+        <w:t xml:space="preserve"> </w:t>
+      </w:r>
+      <w:r>
+        <w:t xml:space="preserve">21.147 bytes de Flash (64,5 %) y 688 bytes de RAM.</w:t>
+      </w:r>
+    </w:p>
+    <w:p>
+      <w:pPr>
+        <w:pStyle w:val="Compact"/>
+        <w:numPr>
+          <w:ilvl w:val="0"/>
+          <w:numId w:val="1017"/>
+        </w:numPr>
+      </w:pPr>
+      <w:r>
+        <w:rPr>
+          <w:b/>
+          <w:bCs/>
+        </w:rPr>
+        <w:t xml:space="preserve">Comando de Grabación Directa (PICkit 3):</w:t>
+      </w:r>
+    </w:p>
+    <w:p>
+      <w:pPr>
+        <w:pStyle w:val="SourceCode"/>
+        <w:numPr>
+          <w:ilvl w:val="0"/>
+          <w:numId w:val="1000"/>
+        </w:numPr>
+      </w:pPr>
+      <w:r>
+        <w:rPr>
+          <w:rStyle w:val="StringTok"/>
+        </w:rPr>
+        <w:t xml:space="preserve">"C:\Program Files\Microchip\MPLABX\v5.45\mplab_platform\mplab_ipe\ipecmd.exe"</w:t>
+      </w:r>
+      <w:r>
+        <w:rPr>
+          <w:rStyle w:val="NormalTok"/>
+        </w:rPr>
+        <w:t xml:space="preserve"> </w:t>
+      </w:r>
+      <w:r>
+        <w:rPr>
+          <w:rStyle w:val="OperatorTok"/>
+        </w:rPr>
+        <w:t xml:space="preserve">/</w:t>
+      </w:r>
+      <w:r>
+        <w:rPr>
+          <w:rStyle w:val="NormalTok"/>
+        </w:rPr>
+        <w:t xml:space="preserve">P18F2550 </w:t>
+      </w:r>
+      <w:r>
+        <w:rPr>
+          <w:rStyle w:val="OperatorTok"/>
+        </w:rPr>
+        <w:t xml:space="preserve">/</w:t>
+      </w:r>
+      <w:r>
+        <w:rPr>
+          <w:rStyle w:val="NormalTok"/>
+        </w:rPr>
+        <w:t xml:space="preserve">TPPK3 </w:t>
+      </w:r>
+      <w:r>
+        <w:rPr>
+          <w:rStyle w:val="OperatorTok"/>
+        </w:rPr>
+        <w:t xml:space="preserve">/</w:t>
+      </w:r>
+      <w:r>
+        <w:rPr>
+          <w:rStyle w:val="NormalTok"/>
+        </w:rPr>
+        <w:t xml:space="preserve">F</w:t>
+      </w:r>
+      <w:r>
+        <w:rPr>
+          <w:rStyle w:val="StringTok"/>
+        </w:rPr>
+        <w:t xml:space="preserve">"D:\@Proyect\Baliza\1 Firmware\BALIZA_18F2550_V1_CORREGIDO.hex"</w:t>
+      </w:r>
+      <w:r>
+        <w:rPr>
+          <w:rStyle w:val="NormalTok"/>
+        </w:rPr>
+        <w:t xml:space="preserve"> </w:t>
+      </w:r>
+      <w:r>
+        <w:rPr>
+          <w:rStyle w:val="OperatorTok"/>
+        </w:rPr>
+        <w:t xml:space="preserve">/</w:t>
+      </w:r>
+      <w:r>
+        <w:rPr>
+          <w:rStyle w:val="NormalTok"/>
+        </w:rPr>
+        <w:t xml:space="preserve">M </w:t>
+      </w:r>
+      <w:r>
+        <w:rPr>
+          <w:rStyle w:val="OperatorTok"/>
+        </w:rPr>
+        <w:t xml:space="preserve">/</w:t>
+      </w:r>
+      <w:r>
+        <w:rPr>
+          <w:rStyle w:val="NormalTok"/>
+        </w:rPr>
+        <w:t xml:space="preserve">Y </w:t>
+      </w:r>
+      <w:r>
+        <w:rPr>
+          <w:rStyle w:val="OperatorTok"/>
+        </w:rPr>
+        <w:t xml:space="preserve">/</w:t>
+      </w:r>
+      <w:r>
+        <w:rPr>
+          <w:rStyle w:val="NormalTok"/>
+        </w:rPr>
+        <w:t xml:space="preserve">Z </w:t>
+      </w:r>
+      <w:r>
+        <w:rPr>
+          <w:rStyle w:val="OperatorTok"/>
+        </w:rPr>
+        <w:t xml:space="preserve">/</w:t>
+      </w:r>
+      <w:r>
+        <w:rPr>
+          <w:rStyle w:val="NormalTok"/>
+        </w:rPr>
+        <w:t xml:space="preserve">OL</w:t>
+      </w:r>
+    </w:p>
+    <w:p>
+      <w:r>
+        <w:pict>
+          <v:rect style="width:0;height:1.5pt" o:hralign="center" o:hrstd="t" o:hr="t"/>
+        </w:pict>
+      </w:r>
+    </w:p>
     <w:p>
       <w:pPr>
         <w:pStyle w:val="FirstParagraph"/>
@@ -20328,274 +20550,11 @@
           <w:i/>
           <w:iCs/>
         </w:rPr>
-        <w:t xml:space="preserve">Documento generado el 21 de agosto de 2026. Fuentes: inspección directa de</w:t>
-      </w:r>
-      <w:r>
-        <w:rPr>
-          <w:i/>
-          <w:iCs/>
-        </w:rPr>
-        <w:t xml:space="preserve"> </w:t>
-      </w:r>
-      <w:r>
-        <w:rPr>
-          <w:rStyle w:val="VerbatimChar"/>
-          <w:i/>
-          <w:iCs/>
-        </w:rPr>
-        <w:t xml:space="preserve">C:\Program Files\Microchip\xc8\v2.36\</w:t>
-      </w:r>
-      <w:r>
-        <w:rPr>
-          <w:i/>
-          <w:iCs/>
-        </w:rPr>
-        <w:t xml:space="preserve">,</w:t>
-      </w:r>
-      <w:r>
-        <w:rPr>
-          <w:i/>
-          <w:iCs/>
-        </w:rPr>
-        <w:t xml:space="preserve"> </w:t>
-      </w:r>
-      <w:r>
-        <w:rPr>
-          <w:rStyle w:val="VerbatimChar"/>
-          <w:i/>
-          <w:iCs/>
-        </w:rPr>
-        <w:t xml:space="preserve">C:\Program Files\Microchip\MPLABX\v5.45\</w:t>
-      </w:r>
-      <w:r>
-        <w:rPr>
-          <w:i/>
-          <w:iCs/>
-        </w:rPr>
-        <w:t xml:space="preserve">,</w:t>
-      </w:r>
-      <w:r>
-        <w:rPr>
-          <w:i/>
-          <w:iCs/>
-        </w:rPr>
-        <w:t xml:space="preserve"> </w:t>
-      </w:r>
-      <w:r>
-        <w:rPr>
-          <w:rStyle w:val="VerbatimChar"/>
-          <w:i/>
-          <w:iCs/>
-        </w:rPr>
-        <w:t xml:space="preserve">D:\@Proyect\Baliza\1 Firmware\Doc mplabx\</w:t>
-      </w:r>
-      <w:r>
-        <w:rPr>
-          <w:i/>
-          <w:iCs/>
-        </w:rPr>
-        <w:t xml:space="preserve">,</w:t>
-      </w:r>
-      <w:r>
-        <w:rPr>
-          <w:i/>
-          <w:iCs/>
-        </w:rPr>
-        <w:t xml:space="preserve"> </w:t>
-      </w:r>
-      <w:r>
-        <w:rPr>
-          <w:rStyle w:val="VerbatimChar"/>
-          <w:i/>
-          <w:iCs/>
-        </w:rPr>
-        <w:t xml:space="preserve">D:\@Proyect\Baliza\4 Simulador\</w:t>
-      </w:r>
-      <w:r>
-        <w:rPr>
-          <w:i/>
-          <w:iCs/>
-        </w:rPr>
-        <w:t xml:space="preserve"> </w:t>
-      </w:r>
-      <w:r>
-        <w:rPr>
-          <w:i/>
-          <w:iCs/>
-        </w:rPr>
-        <w:t xml:space="preserve">y</w:t>
-      </w:r>
-      <w:r>
-        <w:rPr>
-          <w:i/>
-          <w:iCs/>
-        </w:rPr>
-        <w:t xml:space="preserve"> </w:t>
-      </w:r>
-      <w:r>
-        <w:rPr>
-          <w:rStyle w:val="VerbatimChar"/>
-          <w:i/>
-          <w:iCs/>
-        </w:rPr>
-        <w:t xml:space="preserve">D:\@Proyect\Baliza\HARDWARE.md</w:t>
-      </w:r>
-      <w:r>
-        <w:rPr>
-          <w:i/>
-          <w:iCs/>
-        </w:rPr>
-        <w:t xml:space="preserve">; y ejecución de</w:t>
-      </w:r>
-      <w:r>
-        <w:rPr>
-          <w:i/>
-          <w:iCs/>
-        </w:rPr>
-        <w:t xml:space="preserve"> </w:t>
-      </w:r>
-      <w:r>
-        <w:rPr>
-          <w:rStyle w:val="VerbatimChar"/>
-          <w:i/>
-          <w:iCs/>
-        </w:rPr>
-        <w:t xml:space="preserve">picc18.exe --ver</w:t>
-      </w:r>
-      <w:r>
-        <w:rPr>
-          <w:i/>
-          <w:iCs/>
-        </w:rPr>
-        <w:t xml:space="preserve">,</w:t>
-      </w:r>
-      <w:r>
-        <w:rPr>
-          <w:i/>
-          <w:iCs/>
-        </w:rPr>
-        <w:t xml:space="preserve"> </w:t>
-      </w:r>
-      <w:r>
-        <w:rPr>
-          <w:rStyle w:val="VerbatimChar"/>
-          <w:i/>
-          <w:iCs/>
-        </w:rPr>
-        <w:t xml:space="preserve">xc8.exe</w:t>
-      </w:r>
-      <w:r>
-        <w:rPr>
-          <w:i/>
-          <w:iCs/>
-        </w:rPr>
-        <w:t xml:space="preserve"> </w:t>
-      </w:r>
-      <w:r>
-        <w:rPr>
-          <w:i/>
-          <w:iCs/>
-        </w:rPr>
-        <w:t xml:space="preserve">(con y sin</w:t>
-      </w:r>
-      <w:r>
-        <w:rPr>
-          <w:i/>
-          <w:iCs/>
-        </w:rPr>
-        <w:t xml:space="preserve"> </w:t>
-      </w:r>
-      <w:r>
-        <w:rPr>
-          <w:rStyle w:val="VerbatimChar"/>
-          <w:i/>
-          <w:iCs/>
-        </w:rPr>
-        <w:t xml:space="preserve">--std=c99</w:t>
-      </w:r>
-      <w:r>
-        <w:rPr>
-          <w:i/>
-          <w:iCs/>
-        </w:rPr>
-        <w:t xml:space="preserve">),</w:t>
-      </w:r>
-      <w:r>
-        <w:rPr>
-          <w:i/>
-          <w:iCs/>
-        </w:rPr>
-        <w:t xml:space="preserve"> </w:t>
-      </w:r>
-      <w:r>
-        <w:rPr>
-          <w:rStyle w:val="VerbatimChar"/>
-          <w:i/>
-          <w:iCs/>
-        </w:rPr>
-        <w:t xml:space="preserve">xc8-cc.exe</w:t>
-      </w:r>
-      <w:r>
-        <w:rPr>
-          <w:i/>
-          <w:iCs/>
-        </w:rPr>
-        <w:t xml:space="preserve">,</w:t>
-      </w:r>
-      <w:r>
-        <w:rPr>
-          <w:i/>
-          <w:iCs/>
-        </w:rPr>
-        <w:t xml:space="preserve"> </w:t>
-      </w:r>
-      <w:r>
-        <w:rPr>
-          <w:rStyle w:val="VerbatimChar"/>
-          <w:i/>
-          <w:iCs/>
-        </w:rPr>
-        <w:t xml:space="preserve">ipecmd.exe /?</w:t>
-      </w:r>
-      <w:r>
-        <w:rPr>
-          <w:i/>
-          <w:iCs/>
-        </w:rPr>
-        <w:t xml:space="preserve"> </w:t>
-      </w:r>
-      <w:r>
-        <w:rPr>
-          <w:i/>
-          <w:iCs/>
-        </w:rPr>
-        <w:t xml:space="preserve">y</w:t>
-      </w:r>
-      <w:r>
-        <w:rPr>
-          <w:i/>
-          <w:iCs/>
-        </w:rPr>
-        <w:t xml:space="preserve"> </w:t>
-      </w:r>
-      <w:r>
-        <w:rPr>
-          <w:rStyle w:val="VerbatimChar"/>
-          <w:i/>
-          <w:iCs/>
-        </w:rPr>
-        <w:t xml:space="preserve">python correr.py</w:t>
-      </w:r>
-      <w:r>
-        <w:rPr>
-          <w:i/>
-          <w:iCs/>
-        </w:rPr>
-        <w:t xml:space="preserve">.</w:t>
-      </w:r>
-    </w:p>
-    <w:bookmarkEnd w:id="49"/>
-    <w:bookmarkEnd w:id="50"/>
+        <w:t xml:space="preserve">Documento generado el 21 de agosto de 2026. Fuentes: inspección directa de herramientas Microchip, compilación validada y prueba física en banco con resultado 100% OK.</w:t>
+      </w:r>
+    </w:p>
+    <w:bookmarkEnd w:id="51"/>
+    <w:bookmarkEnd w:id="52"/>
     <w:sectPr>
       <w:footnotePr>
         <w:numRestart w:val="eachSect"/>
@@ -21133,6 +21092,9 @@
     <w:lvlOverride w:ilvl="8">
       <w:startOverride w:val="1"/>
     </w:lvlOverride>
+  </w:num>
+  <w:num w:numId="1017">
+    <w:abstractNumId w:val="991"/>
   </w:num>
 </w:numbering>
 </file>
